--- a/src/Chrome Extension/Install Chrome Extension - ItemATAPartNumber.docx
+++ b/src/Chrome Extension/Install Chrome Extension - ItemATAPartNumber.docx
@@ -94,7 +94,6 @@
           <w:bCs/>
         </w:rPr>
       </w:pPr>
-      <w:proofErr w:type="spellStart"/>
       <w:r>
         <w:rPr>
           <w:b/>
@@ -109,20 +108,17 @@
         </w:rPr>
         <w:t>ItemATAPartNumber</w:t>
       </w:r>
-      <w:proofErr w:type="spellEnd"/>
     </w:p>
     <w:p>
       <w:pPr>
         <w:ind w:left="720"/>
       </w:pPr>
-      <w:proofErr w:type="spellStart"/>
       <w:r>
         <w:t>ChromeExt</w:t>
       </w:r>
       <w:r>
         <w:t>ItemATAPartNumber</w:t>
       </w:r>
-      <w:proofErr w:type="spellEnd"/>
       <w:r>
         <w:t xml:space="preserve"> is </w:t>
       </w:r>
@@ -826,6 +822,9 @@
         <w:jc w:val="center"/>
       </w:pPr>
       <w:r>
+        <w:rPr>
+          <w:noProof/>
+        </w:rPr>
         <w:lastRenderedPageBreak/>
         <w:drawing>
           <wp:inline distT="0" distB="0" distL="0" distR="0" wp14:anchorId="67E0DD17" wp14:editId="388EAED2">
@@ -1310,6 +1309,9 @@
     </w:p>
     <w:p>
       <w:r>
+        <w:rPr>
+          <w:noProof/>
+        </w:rPr>
         <w:drawing>
           <wp:inline distT="0" distB="0" distL="0" distR="0" wp14:anchorId="2BF610A1" wp14:editId="19E8C5D6">
             <wp:extent cx="743054" cy="371527"/>
@@ -1436,7 +1438,7 @@
           <w:sz w:val="32"/>
           <w:szCs w:val="32"/>
         </w:rPr>
-        <w:t xml:space="preserve">How Deploy </w:t>
+        <w:t xml:space="preserve">How </w:t>
       </w:r>
       <w:r>
         <w:rPr>
@@ -1446,9 +1448,8 @@
           <w:sz w:val="32"/>
           <w:szCs w:val="32"/>
         </w:rPr>
-        <w:t>“</w:t>
-      </w:r>
-      <w:proofErr w:type="spellStart"/>
+        <w:t>to d</w:t>
+      </w:r>
       <w:r>
         <w:rPr>
           <w:b/>
@@ -1457,9 +1458,8 @@
           <w:sz w:val="32"/>
           <w:szCs w:val="32"/>
         </w:rPr>
-        <w:t>ChromeExtItemATAPartNumber</w:t>
-      </w:r>
-      <w:proofErr w:type="spellEnd"/>
+        <w:t xml:space="preserve">eploy </w:t>
+      </w:r>
       <w:r>
         <w:rPr>
           <w:b/>
@@ -1468,7 +1468,7 @@
           <w:sz w:val="32"/>
           <w:szCs w:val="32"/>
         </w:rPr>
-        <w:t>”</w:t>
+        <w:t>“</w:t>
       </w:r>
       <w:r>
         <w:rPr>
@@ -1478,6 +1478,26 @@
           <w:sz w:val="32"/>
           <w:szCs w:val="32"/>
         </w:rPr>
+        <w:t>ChromeExtItemATAPartNumber</w:t>
+      </w:r>
+      <w:r>
+        <w:rPr>
+          <w:b/>
+          <w:bCs/>
+          <w:color w:val="00B0F0"/>
+          <w:sz w:val="32"/>
+          <w:szCs w:val="32"/>
+        </w:rPr>
+        <w:t>”</w:t>
+      </w:r>
+      <w:r>
+        <w:rPr>
+          <w:b/>
+          <w:bCs/>
+          <w:color w:val="00B0F0"/>
+          <w:sz w:val="32"/>
+          <w:szCs w:val="32"/>
+        </w:rPr>
         <w:t xml:space="preserve"> in IIS server</w:t>
       </w:r>
     </w:p>
@@ -1485,12 +1505,10 @@
       <w:r>
         <w:t>Copy the “</w:t>
       </w:r>
-      <w:proofErr w:type="spellStart"/>
       <w:proofErr w:type="gramStart"/>
       <w:r>
         <w:t>ChromeExtItemATAPartNumber</w:t>
       </w:r>
-      <w:proofErr w:type="spellEnd"/>
       <w:r>
         <w:t>”</w:t>
       </w:r>
@@ -1589,11 +1607,9 @@
       <w:r>
         <w:t xml:space="preserve"> can see </w:t>
       </w:r>
-      <w:proofErr w:type="spellStart"/>
       <w:r>
         <w:t>ChromeExtItemATAPartNumber</w:t>
       </w:r>
-      <w:proofErr w:type="spellEnd"/>
       <w:r>
         <w:t xml:space="preserve"> </w:t>
       </w:r>
@@ -1667,185 +1683,6 @@
       </w:r>
       <w:r>
         <w:t>system.</w:t>
-      </w:r>
-    </w:p>
-    <w:p/>
-    <w:p/>
-    <w:p>
-      <w:pPr>
-        <w:rPr>
-          <w:b/>
-          <w:bCs/>
-          <w:color w:val="00B0F0"/>
-          <w:sz w:val="32"/>
-          <w:szCs w:val="32"/>
-        </w:rPr>
-      </w:pPr>
-      <w:r>
-        <w:rPr>
-          <w:b/>
-          <w:bCs/>
-          <w:color w:val="00B0F0"/>
-          <w:sz w:val="32"/>
-          <w:szCs w:val="32"/>
-        </w:rPr>
-        <w:t xml:space="preserve">How to </w:t>
-      </w:r>
-      <w:r>
-        <w:rPr>
-          <w:b/>
-          <w:bCs/>
-          <w:color w:val="00B0F0"/>
-          <w:sz w:val="32"/>
-          <w:szCs w:val="32"/>
-        </w:rPr>
-        <w:t>update the excel path</w:t>
-      </w:r>
-      <w:r>
-        <w:rPr>
-          <w:b/>
-          <w:bCs/>
-          <w:color w:val="00B0F0"/>
-          <w:sz w:val="32"/>
-          <w:szCs w:val="32"/>
-        </w:rPr>
-        <w:t>s</w:t>
-      </w:r>
-      <w:r>
-        <w:rPr>
-          <w:b/>
-          <w:bCs/>
-          <w:color w:val="00B0F0"/>
-          <w:sz w:val="32"/>
-          <w:szCs w:val="32"/>
-        </w:rPr>
-        <w:t xml:space="preserve">             </w:t>
-      </w:r>
-    </w:p>
-    <w:p>
-      <w:r>
-        <w:t xml:space="preserve">Go to </w:t>
-      </w:r>
-      <w:r>
-        <w:rPr>
-          <w:u w:val="single"/>
-        </w:rPr>
-        <w:t>C:\inetpub\wwwroot\</w:t>
-      </w:r>
-      <w:r>
-        <w:rPr>
-          <w:u w:val="single"/>
-        </w:rPr>
-        <w:t>ChromeExtItemATAPartNumber</w:t>
-      </w:r>
-      <w:r>
-        <w:t xml:space="preserve"> folder, open the “</w:t>
-      </w:r>
-      <w:proofErr w:type="spellStart"/>
-      <w:r>
-        <w:t>Web.config</w:t>
-      </w:r>
-      <w:proofErr w:type="spellEnd"/>
-      <w:r>
-        <w:t>” file</w:t>
-      </w:r>
-    </w:p>
-    <w:p>
-      <w:r>
-        <w:rPr>
-          <w:noProof/>
-        </w:rPr>
-        <w:drawing>
-          <wp:inline distT="0" distB="0" distL="0" distR="0" wp14:anchorId="5459D1DB" wp14:editId="426F43FD">
-            <wp:extent cx="6483927" cy="914400"/>
-            <wp:effectExtent l="19050" t="19050" r="12700" b="19050"/>
-            <wp:docPr id="1980783324" name="Picture 1" descr="A close-up of a screen&#10;&#10;Description automatically generated"/>
-            <wp:cNvGraphicFramePr>
-              <a:graphicFrameLocks xmlns:a="http://schemas.openxmlformats.org/drawingml/2006/main" noChangeAspect="1"/>
-            </wp:cNvGraphicFramePr>
-            <a:graphic xmlns:a="http://schemas.openxmlformats.org/drawingml/2006/main">
-              <a:graphicData uri="http://schemas.openxmlformats.org/drawingml/2006/picture">
-                <pic:pic xmlns:pic="http://schemas.openxmlformats.org/drawingml/2006/picture">
-                  <pic:nvPicPr>
-                    <pic:cNvPr id="1980783324" name="Picture 1" descr="A close-up of a screen&#10;&#10;Description automatically generated"/>
-                    <pic:cNvPicPr/>
-                  </pic:nvPicPr>
-                  <pic:blipFill>
-                    <a:blip r:embed="rId21"/>
-                    <a:stretch>
-                      <a:fillRect/>
-                    </a:stretch>
-                  </pic:blipFill>
-                  <pic:spPr>
-                    <a:xfrm>
-                      <a:off x="0" y="0"/>
-                      <a:ext cx="6487425" cy="914893"/>
-                    </a:xfrm>
-                    <a:prstGeom prst="rect">
-                      <a:avLst/>
-                    </a:prstGeom>
-                    <a:ln>
-                      <a:solidFill>
-                        <a:schemeClr val="accent1"/>
-                      </a:solidFill>
-                    </a:ln>
-                  </pic:spPr>
-                </pic:pic>
-              </a:graphicData>
-            </a:graphic>
-          </wp:inline>
-        </w:drawing>
-      </w:r>
-    </w:p>
-    <w:p>
-      <w:r>
-        <w:t xml:space="preserve">    Update the </w:t>
-      </w:r>
-    </w:p>
-    <w:p>
-      <w:pPr>
-        <w:pStyle w:val="ListParagraph"/>
-        <w:numPr>
-          <w:ilvl w:val="0"/>
-          <w:numId w:val="1"/>
-        </w:numPr>
-      </w:pPr>
-      <w:proofErr w:type="spellStart"/>
-      <w:r>
-        <w:t>RemoteSystem</w:t>
-      </w:r>
-      <w:proofErr w:type="spellEnd"/>
-    </w:p>
-    <w:p>
-      <w:pPr>
-        <w:pStyle w:val="ListParagraph"/>
-        <w:numPr>
-          <w:ilvl w:val="0"/>
-          <w:numId w:val="1"/>
-        </w:numPr>
-      </w:pPr>
-      <w:r>
-        <w:t>PW1100G IMRO Engineering Master DMC Pat</w:t>
-      </w:r>
-      <w:r>
-        <w:t>h</w:t>
-      </w:r>
-    </w:p>
-    <w:p>
-      <w:pPr>
-        <w:pStyle w:val="ListParagraph"/>
-        <w:numPr>
-          <w:ilvl w:val="0"/>
-          <w:numId w:val="1"/>
-        </w:numPr>
-      </w:pPr>
-      <w:r>
-        <w:t>PW1100G IMRO PN Path</w:t>
-      </w:r>
-    </w:p>
-    <w:p>
-      <w:r>
-        <w:t>Paths in web config file and save the file</w:t>
       </w:r>
     </w:p>
     <w:p/>
